--- a/pract1/docs/Отчет по практической работе № 1.docx
+++ b/pract1/docs/Отчет по практической работе № 1.docx
@@ -611,473 +611,1196 @@
         </w:rPr>
       </w:r>
     </w:p>
+    <w:sdt>
+      <w:sdtPr>
+        <w:id w:val="1886822896"/>
+        <w:docPartObj>
+          <w:docPartGallery w:val="Table of Contents"/>
+          <w:docPartUnique w:val="1"/>
+        </w:docPartObj>
+      </w:sdtPr>
+      <w:sdtContent>
+        <w:p>
+          <w:pPr>
+            <w:widowControl w:val="0"/>
+            <w:tabs>
+              <w:tab w:val="right" w:leader="dot" w:pos="12000"/>
+            </w:tabs>
+            <w:spacing w:before="60" w:line="240" w:lineRule="auto"/>
+            <w:rPr>
+              <w:b w:val="1"/>
+              <w:bCs w:val="1"/>
+              <w:color w:val="000000"/>
+              <w:u w:val="none"/>
+            </w:rPr>
+          </w:pPr>
+          <w:r>
+            <w:fldChar w:fldCharType="begin"/>
+            <w:instrText xml:space="preserve"> TOC \h \u \z \t "Heading 1,1,Heading 2,2,Heading 3,3,Heading 4,4,Heading 5,5,Heading 6,6,"</w:instrText>
+            <w:fldChar w:fldCharType="separate"/>
+          </w:r>
+          <w:hyperlink w:anchor="_sw4l6mipgo1v">
+            <w:r>
+              <w:rPr>
+                <w:rFonts w:ascii="Times New Roman" w:cs="Times New Roman" w:eastAsia="Times New Roman" w:hAnsi="Times New Roman"/>
+                <w:b w:val="1"/>
+                <w:bCs w:val="1"/>
+                <w:i w:val="0"/>
+                <w:iCs w:val="0"/>
+                <w:smallCaps w:val="0"/>
+                <w:strike w:val="0"/>
+                <w:color w:val="000000"/>
+                <w:sz w:val="24"/>
+                <w:szCs w:val="24"/>
+                <w:u w:val="none"/>
+                <w:shd w:fill="auto" w:val="clear"/>
+                <w:vertAlign w:val="baseline"/>
+                <w:rtl w:val="0"/>
+              </w:rPr>
+              <w:t xml:space="preserve">Содержание</w:t>
+              <w:tab/>
+              <w:t xml:space="preserve">2</w:t>
+            </w:r>
+          </w:hyperlink>
+          <w:r>
+            <w:rPr>
+              <w:rtl w:val="0"/>
+            </w:rPr>
+          </w:r>
+        </w:p>
+        <w:p>
+          <w:pPr>
+            <w:widowControl w:val="0"/>
+            <w:tabs>
+              <w:tab w:val="right" w:leader="dot" w:pos="12000"/>
+            </w:tabs>
+            <w:spacing w:before="60" w:line="240" w:lineRule="auto"/>
+            <w:rPr>
+              <w:b w:val="1"/>
+              <w:bCs w:val="1"/>
+              <w:color w:val="000000"/>
+              <w:u w:val="none"/>
+            </w:rPr>
+          </w:pPr>
+          <w:hyperlink w:anchor="_c0ij9wd8wy4d">
+            <w:r>
+              <w:rPr>
+                <w:rFonts w:ascii="Times New Roman" w:cs="Times New Roman" w:eastAsia="Times New Roman" w:hAnsi="Times New Roman"/>
+                <w:b w:val="1"/>
+                <w:bCs w:val="1"/>
+                <w:i w:val="0"/>
+                <w:iCs w:val="0"/>
+                <w:smallCaps w:val="0"/>
+                <w:strike w:val="0"/>
+                <w:color w:val="000000"/>
+                <w:sz w:val="24"/>
+                <w:szCs w:val="24"/>
+                <w:u w:val="none"/>
+                <w:shd w:fill="auto" w:val="clear"/>
+                <w:vertAlign w:val="baseline"/>
+                <w:rtl w:val="0"/>
+              </w:rPr>
+              <w:t xml:space="preserve">1. Введение</w:t>
+              <w:tab/>
+              <w:t xml:space="preserve">3</w:t>
+            </w:r>
+          </w:hyperlink>
+          <w:r>
+            <w:rPr>
+              <w:rtl w:val="0"/>
+            </w:rPr>
+          </w:r>
+        </w:p>
+        <w:p>
+          <w:pPr>
+            <w:widowControl w:val="0"/>
+            <w:tabs>
+              <w:tab w:val="right" w:leader="dot" w:pos="12000"/>
+            </w:tabs>
+            <w:spacing w:before="60" w:line="240" w:lineRule="auto"/>
+            <w:ind w:left="360" w:firstLine="0"/>
+            <w:rPr>
+              <w:color w:val="000000"/>
+              <w:u w:val="none"/>
+            </w:rPr>
+          </w:pPr>
+          <w:hyperlink w:anchor="_nmhz6db0kiuj">
+            <w:r>
+              <w:rPr>
+                <w:rFonts w:ascii="Times New Roman" w:cs="Times New Roman" w:eastAsia="Times New Roman" w:hAnsi="Times New Roman"/>
+                <w:b w:val="0"/>
+                <w:bCs w:val="0"/>
+                <w:i w:val="0"/>
+                <w:iCs w:val="0"/>
+                <w:smallCaps w:val="0"/>
+                <w:strike w:val="0"/>
+                <w:color w:val="000000"/>
+                <w:sz w:val="24"/>
+                <w:szCs w:val="24"/>
+                <w:u w:val="none"/>
+                <w:shd w:fill="auto" w:val="clear"/>
+                <w:vertAlign w:val="baseline"/>
+                <w:rtl w:val="0"/>
+              </w:rPr>
+              <w:t xml:space="preserve">1.1 Цель работы</w:t>
+              <w:tab/>
+              <w:t xml:space="preserve">3</w:t>
+            </w:r>
+          </w:hyperlink>
+          <w:r>
+            <w:rPr>
+              <w:rtl w:val="0"/>
+            </w:rPr>
+          </w:r>
+        </w:p>
+        <w:p>
+          <w:pPr>
+            <w:widowControl w:val="0"/>
+            <w:tabs>
+              <w:tab w:val="right" w:leader="dot" w:pos="12000"/>
+            </w:tabs>
+            <w:spacing w:before="60" w:line="240" w:lineRule="auto"/>
+            <w:ind w:left="360" w:firstLine="0"/>
+            <w:rPr>
+              <w:color w:val="000000"/>
+              <w:u w:val="none"/>
+            </w:rPr>
+          </w:pPr>
+          <w:hyperlink w:anchor="_2vq53sjms5dh">
+            <w:r>
+              <w:rPr>
+                <w:rFonts w:ascii="Times New Roman" w:cs="Times New Roman" w:eastAsia="Times New Roman" w:hAnsi="Times New Roman"/>
+                <w:b w:val="0"/>
+                <w:bCs w:val="0"/>
+                <w:i w:val="0"/>
+                <w:iCs w:val="0"/>
+                <w:smallCaps w:val="0"/>
+                <w:strike w:val="0"/>
+                <w:color w:val="000000"/>
+                <w:sz w:val="24"/>
+                <w:szCs w:val="24"/>
+                <w:u w:val="none"/>
+                <w:shd w:fill="auto" w:val="clear"/>
+                <w:vertAlign w:val="baseline"/>
+                <w:rtl w:val="0"/>
+              </w:rPr>
+              <w:t xml:space="preserve">1.3 Общая предметная модель</w:t>
+              <w:tab/>
+              <w:t xml:space="preserve">3</w:t>
+            </w:r>
+          </w:hyperlink>
+          <w:r>
+            <w:rPr>
+              <w:rtl w:val="0"/>
+            </w:rPr>
+          </w:r>
+        </w:p>
+        <w:p>
+          <w:pPr>
+            <w:widowControl w:val="0"/>
+            <w:tabs>
+              <w:tab w:val="right" w:leader="dot" w:pos="12000"/>
+            </w:tabs>
+            <w:spacing w:before="60" w:line="240" w:lineRule="auto"/>
+            <w:rPr>
+              <w:b w:val="1"/>
+              <w:bCs w:val="1"/>
+              <w:color w:val="000000"/>
+              <w:u w:val="none"/>
+            </w:rPr>
+          </w:pPr>
+          <w:hyperlink w:anchor="_x8h1srhnywx7">
+            <w:r>
+              <w:rPr>
+                <w:rFonts w:ascii="Times New Roman" w:cs="Times New Roman" w:eastAsia="Times New Roman" w:hAnsi="Times New Roman"/>
+                <w:b w:val="1"/>
+                <w:bCs w:val="1"/>
+                <w:i w:val="0"/>
+                <w:iCs w:val="0"/>
+                <w:smallCaps w:val="0"/>
+                <w:strike w:val="0"/>
+                <w:color w:val="000000"/>
+                <w:sz w:val="24"/>
+                <w:szCs w:val="24"/>
+                <w:u w:val="none"/>
+                <w:shd w:fill="auto" w:val="clear"/>
+                <w:vertAlign w:val="baseline"/>
+                <w:rtl w:val="0"/>
+              </w:rPr>
+              <w:t xml:space="preserve">2. Уровень I. Полиморфизм</w:t>
+              <w:tab/>
+              <w:t xml:space="preserve">4</w:t>
+            </w:r>
+          </w:hyperlink>
+          <w:r>
+            <w:rPr>
+              <w:rtl w:val="0"/>
+            </w:rPr>
+          </w:r>
+        </w:p>
+        <w:p>
+          <w:pPr>
+            <w:widowControl w:val="0"/>
+            <w:tabs>
+              <w:tab w:val="right" w:leader="dot" w:pos="12000"/>
+            </w:tabs>
+            <w:spacing w:before="60" w:line="240" w:lineRule="auto"/>
+            <w:ind w:left="360" w:firstLine="0"/>
+            <w:rPr>
+              <w:color w:val="000000"/>
+              <w:u w:val="none"/>
+            </w:rPr>
+          </w:pPr>
+          <w:hyperlink w:anchor="_p0nmljt9calg">
+            <w:r>
+              <w:rPr>
+                <w:rFonts w:ascii="Times New Roman" w:cs="Times New Roman" w:eastAsia="Times New Roman" w:hAnsi="Times New Roman"/>
+                <w:b w:val="0"/>
+                <w:bCs w:val="0"/>
+                <w:i w:val="0"/>
+                <w:iCs w:val="0"/>
+                <w:smallCaps w:val="0"/>
+                <w:strike w:val="0"/>
+                <w:color w:val="000000"/>
+                <w:sz w:val="24"/>
+                <w:szCs w:val="24"/>
+                <w:u w:val="none"/>
+                <w:shd w:fill="auto" w:val="clear"/>
+                <w:vertAlign w:val="baseline"/>
+                <w:rtl w:val="0"/>
+              </w:rPr>
+              <w:t xml:space="preserve">2.1 Задание 1. Один контракт, две реализации</w:t>
+              <w:tab/>
+              <w:t xml:space="preserve">4</w:t>
+            </w:r>
+          </w:hyperlink>
+          <w:r>
+            <w:rPr>
+              <w:rtl w:val="0"/>
+            </w:rPr>
+          </w:r>
+        </w:p>
+        <w:p>
+          <w:pPr>
+            <w:widowControl w:val="0"/>
+            <w:tabs>
+              <w:tab w:val="right" w:leader="dot" w:pos="12000"/>
+            </w:tabs>
+            <w:spacing w:before="60" w:line="240" w:lineRule="auto"/>
+            <w:ind w:left="360" w:firstLine="0"/>
+            <w:rPr>
+              <w:color w:val="000000"/>
+              <w:u w:val="none"/>
+            </w:rPr>
+          </w:pPr>
+          <w:hyperlink w:anchor="_xtxradmikmsd">
+            <w:r>
+              <w:rPr>
+                <w:rFonts w:ascii="Times New Roman" w:cs="Times New Roman" w:eastAsia="Times New Roman" w:hAnsi="Times New Roman"/>
+                <w:b w:val="0"/>
+                <w:bCs w:val="0"/>
+                <w:i w:val="0"/>
+                <w:iCs w:val="0"/>
+                <w:smallCaps w:val="0"/>
+                <w:strike w:val="0"/>
+                <w:color w:val="000000"/>
+                <w:sz w:val="24"/>
+                <w:szCs w:val="24"/>
+                <w:u w:val="none"/>
+                <w:shd w:fill="auto" w:val="clear"/>
+                <w:vertAlign w:val="baseline"/>
+                <w:rtl w:val="0"/>
+              </w:rPr>
+              <w:t xml:space="preserve">2.2 Задание 2. Анализ Dynamic Dispatch и Overload Resolution</w:t>
+              <w:tab/>
+              <w:t xml:space="preserve">4</w:t>
+            </w:r>
+          </w:hyperlink>
+          <w:r>
+            <w:rPr>
+              <w:rtl w:val="0"/>
+            </w:rPr>
+          </w:r>
+        </w:p>
+        <w:p>
+          <w:pPr>
+            <w:widowControl w:val="0"/>
+            <w:tabs>
+              <w:tab w:val="right" w:leader="dot" w:pos="12000"/>
+            </w:tabs>
+            <w:spacing w:before="60" w:line="240" w:lineRule="auto"/>
+            <w:ind w:left="360" w:firstLine="0"/>
+            <w:rPr>
+              <w:color w:val="000000"/>
+              <w:u w:val="none"/>
+            </w:rPr>
+          </w:pPr>
+          <w:hyperlink w:anchor="_t8whagk3uddk">
+            <w:r>
+              <w:rPr>
+                <w:rFonts w:ascii="Times New Roman" w:cs="Times New Roman" w:eastAsia="Times New Roman" w:hAnsi="Times New Roman"/>
+                <w:b w:val="0"/>
+                <w:bCs w:val="0"/>
+                <w:i w:val="0"/>
+                <w:iCs w:val="0"/>
+                <w:smallCaps w:val="0"/>
+                <w:strike w:val="0"/>
+                <w:color w:val="000000"/>
+                <w:sz w:val="24"/>
+                <w:szCs w:val="24"/>
+                <w:u w:val="none"/>
+                <w:shd w:fill="auto" w:val="clear"/>
+                <w:vertAlign w:val="baseline"/>
+                <w:rtl w:val="0"/>
+              </w:rPr>
+              <w:t xml:space="preserve">2.3 Задание 3. Полиморфный массив</w:t>
+              <w:tab/>
+              <w:t xml:space="preserve">5</w:t>
+            </w:r>
+          </w:hyperlink>
+          <w:r>
+            <w:rPr>
+              <w:rtl w:val="0"/>
+            </w:rPr>
+          </w:r>
+        </w:p>
+        <w:p>
+          <w:pPr>
+            <w:widowControl w:val="0"/>
+            <w:tabs>
+              <w:tab w:val="right" w:leader="dot" w:pos="12000"/>
+            </w:tabs>
+            <w:spacing w:before="60" w:line="240" w:lineRule="auto"/>
+            <w:rPr>
+              <w:b w:val="1"/>
+              <w:bCs w:val="1"/>
+              <w:color w:val="000000"/>
+              <w:u w:val="none"/>
+            </w:rPr>
+          </w:pPr>
+          <w:hyperlink w:anchor="_coei9190blt">
+            <w:r>
+              <w:rPr>
+                <w:rFonts w:ascii="Times New Roman" w:cs="Times New Roman" w:eastAsia="Times New Roman" w:hAnsi="Times New Roman"/>
+                <w:b w:val="1"/>
+                <w:bCs w:val="1"/>
+                <w:i w:val="0"/>
+                <w:iCs w:val="0"/>
+                <w:smallCaps w:val="0"/>
+                <w:strike w:val="0"/>
+                <w:color w:val="000000"/>
+                <w:sz w:val="24"/>
+                <w:szCs w:val="24"/>
+                <w:u w:val="none"/>
+                <w:shd w:fill="auto" w:val="clear"/>
+                <w:vertAlign w:val="baseline"/>
+                <w:rtl w:val="0"/>
+              </w:rPr>
+              <w:t xml:space="preserve">3. Уровень II. Абстракция и наследование</w:t>
+              <w:tab/>
+              <w:t xml:space="preserve">6</w:t>
+            </w:r>
+          </w:hyperlink>
+          <w:r>
+            <w:rPr>
+              <w:rtl w:val="0"/>
+            </w:rPr>
+          </w:r>
+        </w:p>
+        <w:p>
+          <w:pPr>
+            <w:widowControl w:val="0"/>
+            <w:tabs>
+              <w:tab w:val="right" w:leader="dot" w:pos="12000"/>
+            </w:tabs>
+            <w:spacing w:before="60" w:line="240" w:lineRule="auto"/>
+            <w:ind w:left="360" w:firstLine="0"/>
+            <w:rPr>
+              <w:color w:val="000000"/>
+              <w:u w:val="none"/>
+            </w:rPr>
+          </w:pPr>
+          <w:hyperlink w:anchor="_4zov23n360u8">
+            <w:r>
+              <w:rPr>
+                <w:rFonts w:ascii="Times New Roman" w:cs="Times New Roman" w:eastAsia="Times New Roman" w:hAnsi="Times New Roman"/>
+                <w:b w:val="0"/>
+                <w:bCs w:val="0"/>
+                <w:i w:val="0"/>
+                <w:iCs w:val="0"/>
+                <w:smallCaps w:val="0"/>
+                <w:strike w:val="0"/>
+                <w:color w:val="000000"/>
+                <w:sz w:val="24"/>
+                <w:szCs w:val="24"/>
+                <w:u w:val="none"/>
+                <w:shd w:fill="auto" w:val="clear"/>
+                <w:vertAlign w:val="baseline"/>
+                <w:rtl w:val="0"/>
+              </w:rPr>
+              <w:t xml:space="preserve">3.1 Задание 4. Абстрактный базовый класс и шаблонный метод</w:t>
+              <w:tab/>
+              <w:t xml:space="preserve">6</w:t>
+            </w:r>
+          </w:hyperlink>
+          <w:r>
+            <w:rPr>
+              <w:rtl w:val="0"/>
+            </w:rPr>
+          </w:r>
+        </w:p>
+        <w:p>
+          <w:pPr>
+            <w:widowControl w:val="0"/>
+            <w:tabs>
+              <w:tab w:val="right" w:leader="dot" w:pos="12000"/>
+            </w:tabs>
+            <w:spacing w:before="60" w:line="240" w:lineRule="auto"/>
+            <w:ind w:left="360" w:firstLine="0"/>
+            <w:rPr>
+              <w:color w:val="000000"/>
+              <w:u w:val="none"/>
+            </w:rPr>
+          </w:pPr>
+          <w:hyperlink w:anchor="_tcgatj9hrf0r">
+            <w:r>
+              <w:rPr>
+                <w:rFonts w:ascii="Times New Roman" w:cs="Times New Roman" w:eastAsia="Times New Roman" w:hAnsi="Times New Roman"/>
+                <w:b w:val="0"/>
+                <w:bCs w:val="0"/>
+                <w:i w:val="0"/>
+                <w:iCs w:val="0"/>
+                <w:smallCaps w:val="0"/>
+                <w:strike w:val="0"/>
+                <w:color w:val="000000"/>
+                <w:sz w:val="24"/>
+                <w:szCs w:val="24"/>
+                <w:u w:val="none"/>
+                <w:shd w:fill="auto" w:val="clear"/>
+                <w:vertAlign w:val="baseline"/>
+                <w:rtl w:val="0"/>
+              </w:rPr>
+              <w:t xml:space="preserve">3.2 Задание 5. Выбор формы типа</w:t>
+              <w:tab/>
+              <w:t xml:space="preserve">6</w:t>
+            </w:r>
+          </w:hyperlink>
+          <w:r>
+            <w:rPr>
+              <w:rtl w:val="0"/>
+            </w:rPr>
+          </w:r>
+        </w:p>
+        <w:p>
+          <w:pPr>
+            <w:widowControl w:val="0"/>
+            <w:tabs>
+              <w:tab w:val="right" w:leader="dot" w:pos="12000"/>
+            </w:tabs>
+            <w:spacing w:before="60" w:line="240" w:lineRule="auto"/>
+            <w:ind w:left="360" w:firstLine="0"/>
+            <w:rPr>
+              <w:color w:val="000000"/>
+              <w:u w:val="none"/>
+            </w:rPr>
+          </w:pPr>
+          <w:hyperlink w:anchor="_2zn7e49h92wh">
+            <w:r>
+              <w:rPr>
+                <w:rFonts w:ascii="Times New Roman" w:cs="Times New Roman" w:eastAsia="Times New Roman" w:hAnsi="Times New Roman"/>
+                <w:b w:val="0"/>
+                <w:bCs w:val="0"/>
+                <w:i w:val="0"/>
+                <w:iCs w:val="0"/>
+                <w:smallCaps w:val="0"/>
+                <w:strike w:val="0"/>
+                <w:color w:val="000000"/>
+                <w:sz w:val="24"/>
+                <w:szCs w:val="24"/>
+                <w:u w:val="none"/>
+                <w:shd w:fill="auto" w:val="clear"/>
+                <w:vertAlign w:val="baseline"/>
+                <w:rtl w:val="0"/>
+              </w:rPr>
+              <w:t xml:space="preserve">3.3 Задание 6. Переопределение методов и аннотация @Override</w:t>
+              <w:tab/>
+              <w:t xml:space="preserve">7</w:t>
+            </w:r>
+          </w:hyperlink>
+          <w:r>
+            <w:rPr>
+              <w:rtl w:val="0"/>
+            </w:rPr>
+          </w:r>
+        </w:p>
+        <w:p>
+          <w:pPr>
+            <w:widowControl w:val="0"/>
+            <w:tabs>
+              <w:tab w:val="right" w:leader="dot" w:pos="12000"/>
+            </w:tabs>
+            <w:spacing w:before="60" w:line="240" w:lineRule="auto"/>
+            <w:ind w:left="360" w:firstLine="0"/>
+            <w:rPr>
+              <w:color w:val="000000"/>
+              <w:u w:val="none"/>
+            </w:rPr>
+          </w:pPr>
+          <w:hyperlink w:anchor="_rl9gchgh8w7m">
+            <w:r>
+              <w:rPr>
+                <w:rFonts w:ascii="Times New Roman" w:cs="Times New Roman" w:eastAsia="Times New Roman" w:hAnsi="Times New Roman"/>
+                <w:b w:val="0"/>
+                <w:bCs w:val="0"/>
+                <w:i w:val="0"/>
+                <w:iCs w:val="0"/>
+                <w:smallCaps w:val="0"/>
+                <w:strike w:val="0"/>
+                <w:color w:val="000000"/>
+                <w:sz w:val="24"/>
+                <w:szCs w:val="24"/>
+                <w:u w:val="none"/>
+                <w:shd w:fill="auto" w:val="clear"/>
+                <w:vertAlign w:val="baseline"/>
+                <w:rtl w:val="0"/>
+              </w:rPr>
+              <w:t xml:space="preserve">3.4 Задание 7. Композиция вместо наследования (Декоратор)</w:t>
+              <w:tab/>
+              <w:t xml:space="preserve">7</w:t>
+            </w:r>
+          </w:hyperlink>
+          <w:r>
+            <w:rPr>
+              <w:rtl w:val="0"/>
+            </w:rPr>
+          </w:r>
+        </w:p>
+        <w:p>
+          <w:pPr>
+            <w:widowControl w:val="0"/>
+            <w:tabs>
+              <w:tab w:val="right" w:leader="dot" w:pos="12000"/>
+            </w:tabs>
+            <w:spacing w:before="60" w:line="240" w:lineRule="auto"/>
+            <w:rPr>
+              <w:b w:val="1"/>
+              <w:bCs w:val="1"/>
+              <w:color w:val="000000"/>
+              <w:u w:val="none"/>
+            </w:rPr>
+          </w:pPr>
+          <w:hyperlink w:anchor="_tk5p2pdnbkny">
+            <w:r>
+              <w:rPr>
+                <w:rFonts w:ascii="Times New Roman" w:cs="Times New Roman" w:eastAsia="Times New Roman" w:hAnsi="Times New Roman"/>
+                <w:b w:val="1"/>
+                <w:bCs w:val="1"/>
+                <w:i w:val="0"/>
+                <w:iCs w:val="0"/>
+                <w:smallCaps w:val="0"/>
+                <w:strike w:val="0"/>
+                <w:color w:val="000000"/>
+                <w:sz w:val="24"/>
+                <w:szCs w:val="24"/>
+                <w:u w:val="none"/>
+                <w:shd w:fill="auto" w:val="clear"/>
+                <w:vertAlign w:val="baseline"/>
+                <w:rtl w:val="0"/>
+              </w:rPr>
+              <w:t xml:space="preserve">4. Уровень III. Контракты подтипов</w:t>
+              <w:tab/>
+              <w:t xml:space="preserve">9</w:t>
+            </w:r>
+          </w:hyperlink>
+          <w:r>
+            <w:rPr>
+              <w:rtl w:val="0"/>
+            </w:rPr>
+          </w:r>
+        </w:p>
+        <w:p>
+          <w:pPr>
+            <w:widowControl w:val="0"/>
+            <w:tabs>
+              <w:tab w:val="right" w:leader="dot" w:pos="12000"/>
+            </w:tabs>
+            <w:spacing w:before="60" w:line="240" w:lineRule="auto"/>
+            <w:ind w:left="360" w:firstLine="0"/>
+            <w:rPr>
+              <w:color w:val="000000"/>
+              <w:u w:val="none"/>
+            </w:rPr>
+          </w:pPr>
+          <w:hyperlink w:anchor="_oxqrf9cjs6u1">
+            <w:r>
+              <w:rPr>
+                <w:rFonts w:ascii="Times New Roman" w:cs="Times New Roman" w:eastAsia="Times New Roman" w:hAnsi="Times New Roman"/>
+                <w:b w:val="0"/>
+                <w:bCs w:val="0"/>
+                <w:i w:val="0"/>
+                <w:iCs w:val="0"/>
+                <w:smallCaps w:val="0"/>
+                <w:strike w:val="0"/>
+                <w:color w:val="000000"/>
+                <w:sz w:val="24"/>
+                <w:szCs w:val="24"/>
+                <w:u w:val="none"/>
+                <w:shd w:fill="auto" w:val="clear"/>
+                <w:vertAlign w:val="baseline"/>
+                <w:rtl w:val="0"/>
+              </w:rPr>
+              <w:t xml:space="preserve">4.2 Задание 9. Политика допуска как стратегия</w:t>
+              <w:tab/>
+              <w:t xml:space="preserve">9</w:t>
+            </w:r>
+          </w:hyperlink>
+          <w:r>
+            <w:rPr>
+              <w:rtl w:val="0"/>
+            </w:rPr>
+          </w:r>
+        </w:p>
+        <w:p>
+          <w:pPr>
+            <w:widowControl w:val="0"/>
+            <w:tabs>
+              <w:tab w:val="right" w:leader="dot" w:pos="12000"/>
+            </w:tabs>
+            <w:spacing w:before="60" w:line="240" w:lineRule="auto"/>
+            <w:ind w:left="360" w:firstLine="0"/>
+            <w:rPr>
+              <w:color w:val="000000"/>
+              <w:u w:val="none"/>
+            </w:rPr>
+          </w:pPr>
+          <w:hyperlink w:anchor="_bg4bla8qyis6">
+            <w:r>
+              <w:rPr>
+                <w:rFonts w:ascii="Times New Roman" w:cs="Times New Roman" w:eastAsia="Times New Roman" w:hAnsi="Times New Roman"/>
+                <w:b w:val="0"/>
+                <w:bCs w:val="0"/>
+                <w:i w:val="0"/>
+                <w:iCs w:val="0"/>
+                <w:smallCaps w:val="0"/>
+                <w:strike w:val="0"/>
+                <w:color w:val="000000"/>
+                <w:sz w:val="24"/>
+                <w:szCs w:val="24"/>
+                <w:u w:val="none"/>
+                <w:shd w:fill="auto" w:val="clear"/>
+                <w:vertAlign w:val="baseline"/>
+                <w:rtl w:val="0"/>
+              </w:rPr>
+              <w:t xml:space="preserve">4.3 Задание 10. Разрешение конфликта default-методов</w:t>
+              <w:tab/>
+              <w:t xml:space="preserve">10</w:t>
+            </w:r>
+          </w:hyperlink>
+          <w:r>
+            <w:rPr>
+              <w:rtl w:val="0"/>
+            </w:rPr>
+          </w:r>
+        </w:p>
+        <w:p>
+          <w:pPr>
+            <w:widowControl w:val="0"/>
+            <w:tabs>
+              <w:tab w:val="right" w:leader="dot" w:pos="12000"/>
+            </w:tabs>
+            <w:spacing w:before="60" w:line="240" w:lineRule="auto"/>
+            <w:rPr>
+              <w:b w:val="1"/>
+              <w:bCs w:val="1"/>
+              <w:color w:val="000000"/>
+              <w:u w:val="none"/>
+            </w:rPr>
+          </w:pPr>
+          <w:hyperlink w:anchor="_xz9kzvwljl2">
+            <w:r>
+              <w:rPr>
+                <w:rFonts w:ascii="Times New Roman" w:cs="Times New Roman" w:eastAsia="Times New Roman" w:hAnsi="Times New Roman"/>
+                <w:b w:val="1"/>
+                <w:bCs w:val="1"/>
+                <w:i w:val="0"/>
+                <w:iCs w:val="0"/>
+                <w:smallCaps w:val="0"/>
+                <w:strike w:val="0"/>
+                <w:color w:val="000000"/>
+                <w:sz w:val="24"/>
+                <w:szCs w:val="24"/>
+                <w:u w:val="none"/>
+                <w:shd w:fill="auto" w:val="clear"/>
+                <w:vertAlign w:val="baseline"/>
+                <w:rtl w:val="0"/>
+              </w:rPr>
+              <w:t xml:space="preserve">5. Уровень IV. Закрытые и открытые иерархии</w:t>
+              <w:tab/>
+              <w:t xml:space="preserve">11</w:t>
+            </w:r>
+          </w:hyperlink>
+          <w:r>
+            <w:rPr>
+              <w:rtl w:val="0"/>
+            </w:rPr>
+          </w:r>
+        </w:p>
+        <w:p>
+          <w:pPr>
+            <w:widowControl w:val="0"/>
+            <w:tabs>
+              <w:tab w:val="right" w:leader="dot" w:pos="12000"/>
+            </w:tabs>
+            <w:spacing w:before="60" w:line="240" w:lineRule="auto"/>
+            <w:ind w:left="360" w:firstLine="0"/>
+            <w:rPr>
+              <w:color w:val="000000"/>
+              <w:u w:val="none"/>
+            </w:rPr>
+          </w:pPr>
+          <w:hyperlink w:anchor="_u9eyef16c6h1">
+            <w:r>
+              <w:rPr>
+                <w:rFonts w:ascii="Times New Roman" w:cs="Times New Roman" w:eastAsia="Times New Roman" w:hAnsi="Times New Roman"/>
+                <w:b w:val="0"/>
+                <w:bCs w:val="0"/>
+                <w:i w:val="0"/>
+                <w:iCs w:val="0"/>
+                <w:smallCaps w:val="0"/>
+                <w:strike w:val="0"/>
+                <w:color w:val="000000"/>
+                <w:sz w:val="24"/>
+                <w:szCs w:val="24"/>
+                <w:u w:val="none"/>
+                <w:shd w:fill="auto" w:val="clear"/>
+                <w:vertAlign w:val="baseline"/>
+                <w:rtl w:val="0"/>
+              </w:rPr>
+              <w:t xml:space="preserve">5.1 Задание 11. Равенство в иерархии наследования</w:t>
+              <w:tab/>
+              <w:t xml:space="preserve">11</w:t>
+            </w:r>
+          </w:hyperlink>
+          <w:r>
+            <w:rPr>
+              <w:rtl w:val="0"/>
+            </w:rPr>
+          </w:r>
+        </w:p>
+        <w:p>
+          <w:pPr>
+            <w:widowControl w:val="0"/>
+            <w:tabs>
+              <w:tab w:val="right" w:leader="dot" w:pos="12000"/>
+            </w:tabs>
+            <w:spacing w:before="60" w:line="240" w:lineRule="auto"/>
+            <w:ind w:left="360" w:firstLine="0"/>
+            <w:rPr>
+              <w:color w:val="000000"/>
+              <w:u w:val="none"/>
+            </w:rPr>
+          </w:pPr>
+          <w:hyperlink w:anchor="_vkk40g28jzpr">
+            <w:r>
+              <w:rPr>
+                <w:rFonts w:ascii="Times New Roman" w:cs="Times New Roman" w:eastAsia="Times New Roman" w:hAnsi="Times New Roman"/>
+                <w:b w:val="0"/>
+                <w:bCs w:val="0"/>
+                <w:i w:val="0"/>
+                <w:iCs w:val="0"/>
+                <w:smallCaps w:val="0"/>
+                <w:strike w:val="0"/>
+                <w:color w:val="000000"/>
+                <w:sz w:val="24"/>
+                <w:szCs w:val="24"/>
+                <w:u w:val="none"/>
+                <w:shd w:fill="auto" w:val="clear"/>
+                <w:vertAlign w:val="baseline"/>
+                <w:rtl w:val="0"/>
+              </w:rPr>
+              <w:t xml:space="preserve">5.2 Задание 12. Sealed-иерархия результатов</w:t>
+              <w:tab/>
+              <w:t xml:space="preserve">12</w:t>
+            </w:r>
+          </w:hyperlink>
+          <w:r>
+            <w:rPr>
+              <w:rtl w:val="0"/>
+            </w:rPr>
+          </w:r>
+        </w:p>
+        <w:p>
+          <w:pPr>
+            <w:widowControl w:val="0"/>
+            <w:tabs>
+              <w:tab w:val="right" w:leader="dot" w:pos="12000"/>
+            </w:tabs>
+            <w:spacing w:before="60" w:line="240" w:lineRule="auto"/>
+            <w:rPr>
+              <w:b w:val="1"/>
+              <w:bCs w:val="1"/>
+              <w:color w:val="000000"/>
+              <w:u w:val="none"/>
+            </w:rPr>
+          </w:pPr>
+          <w:hyperlink w:anchor="_xd71y748hvq3">
+            <w:r>
+              <w:rPr>
+                <w:rFonts w:ascii="Times New Roman" w:cs="Times New Roman" w:eastAsia="Times New Roman" w:hAnsi="Times New Roman"/>
+                <w:b w:val="1"/>
+                <w:bCs w:val="1"/>
+                <w:i w:val="0"/>
+                <w:iCs w:val="0"/>
+                <w:smallCaps w:val="0"/>
+                <w:strike w:val="0"/>
+                <w:color w:val="000000"/>
+                <w:sz w:val="24"/>
+                <w:szCs w:val="24"/>
+                <w:u w:val="none"/>
+                <w:shd w:fill="auto" w:val="clear"/>
+                <w:vertAlign w:val="baseline"/>
+                <w:rtl w:val="0"/>
+              </w:rPr>
+              <w:t xml:space="preserve">6. Уровень V. Проектирование</w:t>
+              <w:tab/>
+              <w:t xml:space="preserve">13</w:t>
+            </w:r>
+          </w:hyperlink>
+          <w:r>
+            <w:rPr>
+              <w:rtl w:val="0"/>
+            </w:rPr>
+          </w:r>
+        </w:p>
+        <w:p>
+          <w:pPr>
+            <w:widowControl w:val="0"/>
+            <w:tabs>
+              <w:tab w:val="right" w:leader="dot" w:pos="12000"/>
+            </w:tabs>
+            <w:spacing w:before="60" w:line="240" w:lineRule="auto"/>
+            <w:ind w:left="360" w:firstLine="0"/>
+            <w:rPr>
+              <w:color w:val="000000"/>
+              <w:u w:val="none"/>
+            </w:rPr>
+          </w:pPr>
+          <w:hyperlink w:anchor="_pzrvgc17bd0q">
+            <w:r>
+              <w:rPr>
+                <w:rFonts w:ascii="Times New Roman" w:cs="Times New Roman" w:eastAsia="Times New Roman" w:hAnsi="Times New Roman"/>
+                <w:b w:val="0"/>
+                <w:bCs w:val="0"/>
+                <w:i w:val="0"/>
+                <w:iCs w:val="0"/>
+                <w:smallCaps w:val="0"/>
+                <w:strike w:val="0"/>
+                <w:color w:val="000000"/>
+                <w:sz w:val="24"/>
+                <w:szCs w:val="24"/>
+                <w:u w:val="none"/>
+                <w:shd w:fill="auto" w:val="clear"/>
+                <w:vertAlign w:val="baseline"/>
+                <w:rtl w:val="0"/>
+              </w:rPr>
+              <w:t xml:space="preserve">6.1 Задание 13. Замена Type Code полиморфизмом</w:t>
+              <w:tab/>
+              <w:t xml:space="preserve">13</w:t>
+            </w:r>
+          </w:hyperlink>
+          <w:r>
+            <w:rPr>
+              <w:rtl w:val="0"/>
+            </w:rPr>
+          </w:r>
+        </w:p>
+        <w:p>
+          <w:pPr>
+            <w:widowControl w:val="0"/>
+            <w:tabs>
+              <w:tab w:val="right" w:leader="dot" w:pos="12000"/>
+            </w:tabs>
+            <w:spacing w:before="60" w:line="240" w:lineRule="auto"/>
+            <w:ind w:left="360" w:firstLine="0"/>
+            <w:rPr>
+              <w:color w:val="000000"/>
+              <w:u w:val="none"/>
+            </w:rPr>
+          </w:pPr>
+          <w:hyperlink w:anchor="_2m7zncvd1uz6">
+            <w:r>
+              <w:rPr>
+                <w:rFonts w:ascii="Times New Roman" w:cs="Times New Roman" w:eastAsia="Times New Roman" w:hAnsi="Times New Roman"/>
+                <w:b w:val="0"/>
+                <w:bCs w:val="0"/>
+                <w:i w:val="0"/>
+                <w:iCs w:val="0"/>
+                <w:smallCaps w:val="0"/>
+                <w:strike w:val="0"/>
+                <w:color w:val="000000"/>
+                <w:sz w:val="24"/>
+                <w:szCs w:val="24"/>
+                <w:u w:val="none"/>
+                <w:shd w:fill="auto" w:val="clear"/>
+                <w:vertAlign w:val="baseline"/>
+                <w:rtl w:val="0"/>
+              </w:rPr>
+              <w:t xml:space="preserve">6.2 Задание 14. Декомпозиция независимых осей вариативности</w:t>
+              <w:tab/>
+              <w:t xml:space="preserve">14</w:t>
+            </w:r>
+          </w:hyperlink>
+          <w:r>
+            <w:rPr>
+              <w:rtl w:val="0"/>
+            </w:rPr>
+          </w:r>
+        </w:p>
+        <w:p>
+          <w:pPr>
+            <w:widowControl w:val="0"/>
+            <w:tabs>
+              <w:tab w:val="right" w:leader="dot" w:pos="12000"/>
+            </w:tabs>
+            <w:spacing w:before="60" w:line="240" w:lineRule="auto"/>
+            <w:ind w:left="360" w:firstLine="0"/>
+            <w:rPr>
+              <w:color w:val="000000"/>
+              <w:u w:val="none"/>
+            </w:rPr>
+          </w:pPr>
+          <w:hyperlink w:anchor="_frs8imwqgpk5">
+            <w:r>
+              <w:rPr>
+                <w:rFonts w:ascii="Times New Roman" w:cs="Times New Roman" w:eastAsia="Times New Roman" w:hAnsi="Times New Roman"/>
+                <w:b w:val="0"/>
+                <w:bCs w:val="0"/>
+                <w:i w:val="0"/>
+                <w:iCs w:val="0"/>
+                <w:smallCaps w:val="0"/>
+                <w:strike w:val="0"/>
+                <w:color w:val="000000"/>
+                <w:sz w:val="24"/>
+                <w:szCs w:val="24"/>
+                <w:u w:val="none"/>
+                <w:shd w:fill="auto" w:val="clear"/>
+                <w:vertAlign w:val="baseline"/>
+                <w:rtl w:val="0"/>
+              </w:rPr>
+              <w:t xml:space="preserve">6.3 Задание 15. Расширяемый движок правил CourseHub</w:t>
+              <w:tab/>
+              <w:t xml:space="preserve">14</w:t>
+            </w:r>
+          </w:hyperlink>
+          <w:r>
+            <w:rPr>
+              <w:rtl w:val="0"/>
+            </w:rPr>
+          </w:r>
+        </w:p>
+        <w:p>
+          <w:pPr>
+            <w:widowControl w:val="0"/>
+            <w:tabs>
+              <w:tab w:val="right" w:leader="dot" w:pos="12000"/>
+            </w:tabs>
+            <w:spacing w:before="60" w:line="240" w:lineRule="auto"/>
+            <w:rPr>
+              <w:b w:val="1"/>
+              <w:bCs w:val="1"/>
+              <w:color w:val="000000"/>
+              <w:u w:val="none"/>
+            </w:rPr>
+          </w:pPr>
+          <w:hyperlink w:anchor="_3f7kpufcbak8">
+            <w:r>
+              <w:rPr>
+                <w:rFonts w:ascii="Times New Roman" w:cs="Times New Roman" w:eastAsia="Times New Roman" w:hAnsi="Times New Roman"/>
+                <w:b w:val="1"/>
+                <w:bCs w:val="1"/>
+                <w:i w:val="0"/>
+                <w:iCs w:val="0"/>
+                <w:smallCaps w:val="0"/>
+                <w:strike w:val="0"/>
+                <w:color w:val="000000"/>
+                <w:sz w:val="24"/>
+                <w:szCs w:val="24"/>
+                <w:u w:val="none"/>
+                <w:shd w:fill="auto" w:val="clear"/>
+                <w:vertAlign w:val="baseline"/>
+                <w:rtl w:val="0"/>
+              </w:rPr>
+              <w:t xml:space="preserve">7. Заключение</w:t>
+              <w:tab/>
+              <w:t xml:space="preserve">16</w:t>
+            </w:r>
+          </w:hyperlink>
+          <w:r>
+            <w:rPr>
+              <w:rtl w:val="0"/>
+            </w:rPr>
+          </w:r>
+        </w:p>
+        <w:p>
+          <w:pPr>
+            <w:widowControl w:val="0"/>
+            <w:tabs>
+              <w:tab w:val="right" w:leader="dot" w:pos="12000"/>
+            </w:tabs>
+            <w:spacing w:before="60" w:line="240" w:lineRule="auto"/>
+            <w:rPr>
+              <w:b w:val="1"/>
+              <w:bCs w:val="1"/>
+              <w:color w:val="000000"/>
+              <w:u w:val="none"/>
+            </w:rPr>
+          </w:pPr>
+          <w:hyperlink w:anchor="_dkrsiqyongkr">
+            <w:r>
+              <w:rPr>
+                <w:rFonts w:ascii="Times New Roman" w:cs="Times New Roman" w:eastAsia="Times New Roman" w:hAnsi="Times New Roman"/>
+                <w:b w:val="1"/>
+                <w:bCs w:val="1"/>
+                <w:i w:val="0"/>
+                <w:iCs w:val="0"/>
+                <w:smallCaps w:val="0"/>
+                <w:strike w:val="0"/>
+                <w:color w:val="000000"/>
+                <w:sz w:val="24"/>
+                <w:szCs w:val="24"/>
+                <w:u w:val="none"/>
+                <w:shd w:fill="auto" w:val="clear"/>
+                <w:vertAlign w:val="baseline"/>
+                <w:rtl w:val="0"/>
+              </w:rPr>
+              <w:t xml:space="preserve">Приложение А. Полные листинги программы</w:t>
+              <w:tab/>
+              <w:t xml:space="preserve">17</w:t>
+            </w:r>
+          </w:hyperlink>
+          <w:r>
+            <w:rPr>
+              <w:rtl w:val="0"/>
+            </w:rPr>
+          </w:r>
+          <w:r>
+            <w:fldChar w:fldCharType="end"/>
+          </w:r>
+        </w:p>
+      </w:sdtContent>
+    </w:sdt>
     <w:p>
       <w:pPr>
         <w:spacing w:line="276" w:lineRule="auto"/>
         <w:rPr/>
       </w:pPr>
       <w:r>
-        <w:rPr>
-          <w:rFonts w:ascii="Times New Roman" w:cs="Times New Roman" w:eastAsia="Times New Roman" w:hAnsi="Times New Roman"/>
-          <w:sz w:val="24"/>
-          <w:szCs w:val="24"/>
-          <w:rtl w:val="0"/>
-        </w:rPr>
-        <w:t xml:space="preserve">1 Введение ............................................................................................................................ 2</w:t>
-      </w:r>
-      <w:r>
-        <w:rPr>
-          <w:rtl w:val="0"/>
-        </w:rPr>
-      </w:r>
-    </w:p>
-    <w:p>
-      <w:pPr>
-        <w:spacing w:line="276" w:lineRule="auto"/>
         <w:rPr/>
-      </w:pPr>
-      <w:r>
-        <w:rPr>
-          <w:rFonts w:ascii="Times New Roman" w:cs="Times New Roman" w:eastAsia="Times New Roman" w:hAnsi="Times New Roman"/>
-          <w:sz w:val="24"/>
-          <w:szCs w:val="24"/>
-          <w:rtl w:val="0"/>
-        </w:rPr>
-        <w:t xml:space="preserve">  1.1 Цель работы .................................................................................................................. 2</w:t>
-      </w:r>
-      <w:r>
-        <w:rPr>
-          <w:rtl w:val="0"/>
-        </w:rPr>
-      </w:r>
-    </w:p>
-    <w:p>
-      <w:pPr>
-        <w:spacing w:line="276" w:lineRule="auto"/>
-        <w:rPr/>
-      </w:pPr>
-      <w:r>
-        <w:rPr>
-          <w:rFonts w:ascii="Times New Roman" w:cs="Times New Roman" w:eastAsia="Times New Roman" w:hAnsi="Times New Roman"/>
-          <w:sz w:val="24"/>
-          <w:szCs w:val="24"/>
-          <w:rtl w:val="0"/>
-        </w:rPr>
-        <w:t xml:space="preserve">  1.3 Общая предметная модель .......................................................................................... 2</w:t>
-      </w:r>
-      <w:r>
-        <w:rPr>
-          <w:rtl w:val="0"/>
-        </w:rPr>
-      </w:r>
-    </w:p>
-    <w:p>
-      <w:pPr>
-        <w:spacing w:line="276" w:lineRule="auto"/>
-        <w:rPr/>
-      </w:pPr>
-      <w:r>
-        <w:rPr>
-          <w:rFonts w:ascii="Times New Roman" w:cs="Times New Roman" w:eastAsia="Times New Roman" w:hAnsi="Times New Roman"/>
-          <w:sz w:val="24"/>
-          <w:szCs w:val="24"/>
-          <w:rtl w:val="0"/>
-        </w:rPr>
-        <w:t xml:space="preserve">2 Уровень I. Полиморфизм ................................................................................................. 2</w:t>
-      </w:r>
-      <w:r>
-        <w:rPr>
-          <w:rtl w:val="0"/>
-        </w:rPr>
-      </w:r>
-    </w:p>
-    <w:p>
-      <w:pPr>
-        <w:spacing w:line="276" w:lineRule="auto"/>
-        <w:rPr/>
-      </w:pPr>
-      <w:r>
-        <w:rPr>
-          <w:rFonts w:ascii="Times New Roman" w:cs="Times New Roman" w:eastAsia="Times New Roman" w:hAnsi="Times New Roman"/>
-          <w:sz w:val="24"/>
-          <w:szCs w:val="24"/>
-          <w:rtl w:val="0"/>
-        </w:rPr>
-        <w:t xml:space="preserve">  2.1 Задание 1. Один контракт, две реализации .............................................................. 2</w:t>
-      </w:r>
-      <w:r>
-        <w:rPr>
-          <w:rtl w:val="0"/>
-        </w:rPr>
-      </w:r>
-    </w:p>
-    <w:p>
-      <w:pPr>
-        <w:spacing w:line="276" w:lineRule="auto"/>
-        <w:rPr/>
-      </w:pPr>
-      <w:r>
-        <w:rPr>
-          <w:rFonts w:ascii="Times New Roman" w:cs="Times New Roman" w:eastAsia="Times New Roman" w:hAnsi="Times New Roman"/>
-          <w:sz w:val="24"/>
-          <w:szCs w:val="24"/>
-          <w:rtl w:val="0"/>
-        </w:rPr>
-        <w:t xml:space="preserve">  2.2 Задание 2. Анализ Dynamic Dispatch и Overload Resolution ...................................... 2</w:t>
-      </w:r>
-      <w:r>
-        <w:rPr>
-          <w:rtl w:val="0"/>
-        </w:rPr>
-      </w:r>
-    </w:p>
-    <w:p>
-      <w:pPr>
-        <w:spacing w:line="276" w:lineRule="auto"/>
-        <w:rPr/>
-      </w:pPr>
-      <w:r>
-        <w:rPr>
-          <w:rFonts w:ascii="Times New Roman" w:cs="Times New Roman" w:eastAsia="Times New Roman" w:hAnsi="Times New Roman"/>
-          <w:sz w:val="24"/>
-          <w:szCs w:val="24"/>
-          <w:rtl w:val="0"/>
-        </w:rPr>
-        <w:t xml:space="preserve">  2.3 Задание 3. Полиморфный массив ................................................................................ 3</w:t>
-      </w:r>
-      <w:r>
-        <w:rPr>
-          <w:rtl w:val="0"/>
-        </w:rPr>
-      </w:r>
-    </w:p>
-    <w:p>
-      <w:pPr>
-        <w:spacing w:line="276" w:lineRule="auto"/>
-        <w:rPr/>
-      </w:pPr>
-      <w:r>
-        <w:rPr>
-          <w:rFonts w:ascii="Times New Roman" w:cs="Times New Roman" w:eastAsia="Times New Roman" w:hAnsi="Times New Roman"/>
-          <w:sz w:val="24"/>
-          <w:szCs w:val="24"/>
-          <w:rtl w:val="0"/>
-        </w:rPr>
-        <w:t xml:space="preserve">3 Уровень II. Абстракция и наследование ............................................................................. 3</w:t>
-      </w:r>
-      <w:r>
-        <w:rPr>
-          <w:rtl w:val="0"/>
-        </w:rPr>
-      </w:r>
-    </w:p>
-    <w:p>
-      <w:pPr>
-        <w:spacing w:line="276" w:lineRule="auto"/>
-        <w:rPr/>
-      </w:pPr>
-      <w:r>
-        <w:rPr>
-          <w:rFonts w:ascii="Times New Roman" w:cs="Times New Roman" w:eastAsia="Times New Roman" w:hAnsi="Times New Roman"/>
-          <w:sz w:val="24"/>
-          <w:szCs w:val="24"/>
-          <w:rtl w:val="0"/>
-        </w:rPr>
-        <w:t xml:space="preserve">  3.1 Задание 4. Абстрактный базовый класс и шаблонный метод ................................... 3</w:t>
-      </w:r>
-      <w:r>
-        <w:rPr>
-          <w:rtl w:val="0"/>
-        </w:rPr>
-      </w:r>
-    </w:p>
-    <w:p>
-      <w:pPr>
-        <w:spacing w:line="276" w:lineRule="auto"/>
-        <w:rPr/>
-      </w:pPr>
-      <w:r>
-        <w:rPr>
-          <w:rFonts w:ascii="Times New Roman" w:cs="Times New Roman" w:eastAsia="Times New Roman" w:hAnsi="Times New Roman"/>
-          <w:sz w:val="24"/>
-          <w:szCs w:val="24"/>
-          <w:rtl w:val="0"/>
-        </w:rPr>
-        <w:t xml:space="preserve">  3.2 Задание 5. Выбор формы типа ................................................................................... 3</w:t>
-      </w:r>
-      <w:r>
-        <w:rPr>
-          <w:rtl w:val="0"/>
-        </w:rPr>
-      </w:r>
-    </w:p>
-    <w:p>
-      <w:pPr>
-        <w:spacing w:line="276" w:lineRule="auto"/>
-        <w:rPr/>
-      </w:pPr>
-      <w:r>
-        <w:rPr>
-          <w:rFonts w:ascii="Times New Roman" w:cs="Times New Roman" w:eastAsia="Times New Roman" w:hAnsi="Times New Roman"/>
-          <w:sz w:val="24"/>
-          <w:szCs w:val="24"/>
-          <w:rtl w:val="0"/>
-        </w:rPr>
-        <w:t xml:space="preserve">  3.3 Задание 6. Переопределение методов и аннотация @Override ................................. 3</w:t>
-      </w:r>
-      <w:r>
-        <w:rPr>
-          <w:rtl w:val="0"/>
-        </w:rPr>
-      </w:r>
-    </w:p>
-    <w:p>
-      <w:pPr>
-        <w:spacing w:line="276" w:lineRule="auto"/>
-        <w:rPr/>
-      </w:pPr>
-      <w:r>
-        <w:rPr>
-          <w:rFonts w:ascii="Times New Roman" w:cs="Times New Roman" w:eastAsia="Times New Roman" w:hAnsi="Times New Roman"/>
-          <w:sz w:val="24"/>
-          <w:szCs w:val="24"/>
-          <w:rtl w:val="0"/>
-        </w:rPr>
-        <w:t xml:space="preserve">  3.4 Задание 7. Композиция вместо наследования (Декоратор) ........................................ 4</w:t>
-      </w:r>
-      <w:r>
-        <w:rPr>
-          <w:rtl w:val="0"/>
-        </w:rPr>
-      </w:r>
-    </w:p>
-    <w:p>
-      <w:pPr>
-        <w:spacing w:line="276" w:lineRule="auto"/>
-        <w:rPr/>
-      </w:pPr>
-      <w:r>
-        <w:rPr>
-          <w:rFonts w:ascii="Times New Roman" w:cs="Times New Roman" w:eastAsia="Times New Roman" w:hAnsi="Times New Roman"/>
-          <w:sz w:val="24"/>
-          <w:szCs w:val="24"/>
-          <w:rtl w:val="0"/>
-        </w:rPr>
-        <w:t xml:space="preserve">4 Уровень III. Контракты подтипов ..................................................................................... 4</w:t>
-      </w:r>
-      <w:r>
-        <w:rPr>
-          <w:rtl w:val="0"/>
-        </w:rPr>
-      </w:r>
-    </w:p>
-    <w:p>
-      <w:pPr>
-        <w:spacing w:line="276" w:lineRule="auto"/>
-        <w:rPr/>
-      </w:pPr>
-      <w:r>
-        <w:rPr>
-          <w:rFonts w:ascii="Times New Roman" w:cs="Times New Roman" w:eastAsia="Times New Roman" w:hAnsi="Times New Roman"/>
-          <w:sz w:val="24"/>
-          <w:szCs w:val="24"/>
-          <w:rtl w:val="0"/>
-        </w:rPr>
-        <w:t xml:space="preserve">  4.2 Задание 9. Политика допуска как стратегия ............................................................ 4</w:t>
-      </w:r>
-      <w:r>
-        <w:rPr>
-          <w:rtl w:val="0"/>
-        </w:rPr>
-      </w:r>
-    </w:p>
-    <w:p>
-      <w:pPr>
-        <w:spacing w:line="276" w:lineRule="auto"/>
-        <w:rPr/>
-      </w:pPr>
-      <w:r>
-        <w:rPr>
-          <w:rFonts w:ascii="Times New Roman" w:cs="Times New Roman" w:eastAsia="Times New Roman" w:hAnsi="Times New Roman"/>
-          <w:sz w:val="24"/>
-          <w:szCs w:val="24"/>
-          <w:rtl w:val="0"/>
-        </w:rPr>
-        <w:t xml:space="preserve">  4.3 Задание 10. Разрешение конфликта default-методов ................................................. 4</w:t>
-      </w:r>
-      <w:r>
-        <w:rPr>
-          <w:rtl w:val="0"/>
-        </w:rPr>
-      </w:r>
-    </w:p>
-    <w:p>
-      <w:pPr>
-        <w:spacing w:line="276" w:lineRule="auto"/>
-        <w:rPr/>
-      </w:pPr>
-      <w:r>
-        <w:rPr>
-          <w:rFonts w:ascii="Times New Roman" w:cs="Times New Roman" w:eastAsia="Times New Roman" w:hAnsi="Times New Roman"/>
-          <w:sz w:val="24"/>
-          <w:szCs w:val="24"/>
-          <w:rtl w:val="0"/>
-        </w:rPr>
-        <w:t xml:space="preserve">5 Уровень IV. Закрытые и открытые иерархии ................................................................. 4</w:t>
-      </w:r>
-      <w:r>
-        <w:rPr>
-          <w:rtl w:val="0"/>
-        </w:rPr>
-      </w:r>
-    </w:p>
-    <w:p>
-      <w:pPr>
-        <w:spacing w:line="276" w:lineRule="auto"/>
-        <w:rPr/>
-      </w:pPr>
-      <w:r>
-        <w:rPr>
-          <w:rFonts w:ascii="Times New Roman" w:cs="Times New Roman" w:eastAsia="Times New Roman" w:hAnsi="Times New Roman"/>
-          <w:sz w:val="24"/>
-          <w:szCs w:val="24"/>
-          <w:rtl w:val="0"/>
-        </w:rPr>
-        <w:t xml:space="preserve">  5.1 Задание 11. Равенство в иерархии наследования .................................................... 4</w:t>
-      </w:r>
-      <w:r>
-        <w:rPr>
-          <w:rtl w:val="0"/>
-        </w:rPr>
-      </w:r>
-    </w:p>
-    <w:p>
-      <w:pPr>
-        <w:spacing w:line="276" w:lineRule="auto"/>
-        <w:rPr/>
-      </w:pPr>
-      <w:r>
-        <w:rPr>
-          <w:rFonts w:ascii="Times New Roman" w:cs="Times New Roman" w:eastAsia="Times New Roman" w:hAnsi="Times New Roman"/>
-          <w:sz w:val="24"/>
-          <w:szCs w:val="24"/>
-          <w:rtl w:val="0"/>
-        </w:rPr>
-        <w:t xml:space="preserve">  5.2 Задание 12. Sealed-иерархия результатов .................................................................... 4</w:t>
-      </w:r>
-      <w:r>
-        <w:rPr>
-          <w:rtl w:val="0"/>
-        </w:rPr>
-      </w:r>
-    </w:p>
-    <w:p>
-      <w:pPr>
-        <w:spacing w:line="276" w:lineRule="auto"/>
-        <w:rPr/>
-      </w:pPr>
-      <w:r>
-        <w:rPr>
-          <w:rFonts w:ascii="Times New Roman" w:cs="Times New Roman" w:eastAsia="Times New Roman" w:hAnsi="Times New Roman"/>
-          <w:sz w:val="24"/>
-          <w:szCs w:val="24"/>
-          <w:rtl w:val="0"/>
-        </w:rPr>
-        <w:t xml:space="preserve">6 Уровень V. Проектирование .......................................................................................... 5</w:t>
-      </w:r>
-      <w:r>
-        <w:rPr>
-          <w:rtl w:val="0"/>
-        </w:rPr>
-      </w:r>
-    </w:p>
-    <w:p>
-      <w:pPr>
-        <w:spacing w:line="276" w:lineRule="auto"/>
-        <w:rPr/>
-      </w:pPr>
-      <w:r>
-        <w:rPr>
-          <w:rFonts w:ascii="Times New Roman" w:cs="Times New Roman" w:eastAsia="Times New Roman" w:hAnsi="Times New Roman"/>
-          <w:sz w:val="24"/>
-          <w:szCs w:val="24"/>
-          <w:rtl w:val="0"/>
-        </w:rPr>
-        <w:t xml:space="preserve">  6.1 Задание 13. Замена Type Code полиморфизмом ...................................................... 5</w:t>
-      </w:r>
-      <w:r>
-        <w:rPr>
-          <w:rtl w:val="0"/>
-        </w:rPr>
-      </w:r>
-    </w:p>
-    <w:p>
-      <w:pPr>
-        <w:spacing w:line="276" w:lineRule="auto"/>
-        <w:rPr/>
-      </w:pPr>
-      <w:r>
-        <w:rPr>
-          <w:rFonts w:ascii="Times New Roman" w:cs="Times New Roman" w:eastAsia="Times New Roman" w:hAnsi="Times New Roman"/>
-          <w:sz w:val="24"/>
-          <w:szCs w:val="24"/>
-          <w:rtl w:val="0"/>
-        </w:rPr>
-        <w:t xml:space="preserve">  6.2 Задание 14. Декомпозиция независимых осей вариативности ................................... 5</w:t>
-      </w:r>
-      <w:r>
-        <w:rPr>
-          <w:rtl w:val="0"/>
-        </w:rPr>
-      </w:r>
-    </w:p>
-    <w:p>
-      <w:pPr>
-        <w:spacing w:line="276" w:lineRule="auto"/>
-        <w:rPr/>
-      </w:pPr>
-      <w:r>
-        <w:rPr>
-          <w:rFonts w:ascii="Times New Roman" w:cs="Times New Roman" w:eastAsia="Times New Roman" w:hAnsi="Times New Roman"/>
-          <w:sz w:val="24"/>
-          <w:szCs w:val="24"/>
-          <w:rtl w:val="0"/>
-        </w:rPr>
-        <w:t xml:space="preserve">  6.3 Задание 15. Расширяемый движок правил CourseHub ................................................ 5</w:t>
-      </w:r>
-      <w:r>
-        <w:rPr>
-          <w:rtl w:val="0"/>
-        </w:rPr>
-      </w:r>
-    </w:p>
-    <w:p>
-      <w:pPr>
-        <w:spacing w:line="276" w:lineRule="auto"/>
-        <w:rPr/>
-      </w:pPr>
-      <w:r>
-        <w:rPr>
-          <w:rFonts w:ascii="Times New Roman" w:cs="Times New Roman" w:eastAsia="Times New Roman" w:hAnsi="Times New Roman"/>
-          <w:sz w:val="24"/>
-          <w:szCs w:val="24"/>
-          <w:rtl w:val="0"/>
-        </w:rPr>
-        <w:t xml:space="preserve">7 Заключение ....................................................................................................................... 5</w:t>
-      </w:r>
-      <w:r>
-        <w:rPr>
-          <w:rtl w:val="0"/>
-        </w:rPr>
-      </w:r>
-    </w:p>
-    <w:p>
-      <w:pPr>
-        <w:spacing w:line="276" w:lineRule="auto"/>
-        <w:rPr/>
-      </w:pPr>
-      <w:r>
-        <w:br w:type="page"/>
+        <mc:AlternateContent>
+          <mc:Choice Requires="wpg">
+            <w:drawing>
+              <wp:anchor allowOverlap="1" behindDoc="0" distB="114300" distT="114300" distL="114300" distR="114300" hidden="0" layoutInCell="1" locked="0" relativeHeight="0" simplePos="0">
+                <wp:simplePos x="0" y="0"/>
+                <wp:positionH relativeFrom="page">
+                  <wp:posOffset>3533775</wp:posOffset>
+                </wp:positionH>
+                <wp:positionV relativeFrom="page">
+                  <wp:posOffset>9891919</wp:posOffset>
+                </wp:positionV>
+                <wp:extent cx="481013" cy="435918"/>
+                <wp:effectExtent b="0" l="0" r="0" t="0"/>
+                <wp:wrapNone/>
+                <wp:docPr id="1" name=""/>
+                <a:graphic>
+                  <a:graphicData uri="http://schemas.microsoft.com/office/word/2010/wordprocessingShape">
+                    <wps:wsp>
+                      <wps:cNvSpPr/>
+                      <wps:cNvPr id="2" name="Shape 2"/>
+                      <wps:spPr>
+                        <a:xfrm>
+                          <a:off x="3006725" y="1595725"/>
+                          <a:ext cx="2010000" cy="1817100"/>
+                        </a:xfrm>
+                        <a:prstGeom prst="rect">
+                          <a:avLst/>
+                        </a:prstGeom>
+                        <a:solidFill>
+                          <a:srgbClr val="FFFFFF"/>
+                        </a:solidFill>
+                        <a:ln cap="flat" cmpd="sng" w="9525">
+                          <a:solidFill>
+                            <a:srgbClr val="FFFFFF"/>
+                          </a:solidFill>
+                          <a:prstDash val="solid"/>
+                          <a:round/>
+                          <a:headEnd len="sm" w="sm" type="none"/>
+                          <a:tailEnd len="sm" w="sm" type="none"/>
+                        </a:ln>
+                      </wps:spPr>
+                      <wps:txbx>
+                        <w:txbxContent>
+                          <w:p>
+                            <w:pPr>
+                              <w:spacing w:after="0" w:before="0" w:line="240"/>
+                              <w:ind w:left="0" w:right="0" w:firstLine="0"/>
+                              <w:jc w:val="center"/>
+                              <w:textDirection w:val="btLr"/>
+                            </w:pPr>
+                          </w:p>
+                        </w:txbxContent>
+                      </wps:txbx>
+                      <wps:bodyPr anchorCtr="0" anchor="ctr" bIns="91425" lIns="91425" spcFirstLastPara="1" rIns="91425" wrap="square" tIns="91425">
+                        <a:noAutofit/>
+                      </wps:bodyPr>
+                    </wps:wsp>
+                  </a:graphicData>
+                </a:graphic>
+              </wp:anchor>
+            </w:drawing>
+          </mc:Choice>
+          <mc:Fallback>
+            <w:drawing>
+              <wp:anchor allowOverlap="1" behindDoc="0" distB="114300" distT="114300" distL="114300" distR="114300" hidden="0" layoutInCell="1" locked="0" relativeHeight="0" simplePos="0">
+                <wp:simplePos x="0" y="0"/>
+                <wp:positionH relativeFrom="page">
+                  <wp:posOffset>3533775</wp:posOffset>
+                </wp:positionH>
+                <wp:positionV relativeFrom="page">
+                  <wp:posOffset>9891919</wp:posOffset>
+                </wp:positionV>
+                <wp:extent cx="481013" cy="435918"/>
+                <wp:effectExtent b="0" l="0" r="0" t="0"/>
+                <wp:wrapNone/>
+                <wp:docPr id="1" name="image1.png"/>
+                <a:graphic>
+                  <a:graphicData uri="http://schemas.openxmlformats.org/drawingml/2006/picture">
+                    <pic:pic>
+                      <pic:nvPicPr>
+                        <pic:cNvPr id="0" name="image1.png"/>
+                        <pic:cNvPicPr preferRelativeResize="0"/>
+                      </pic:nvPicPr>
+                      <pic:blipFill>
+                        <a:blip r:embed="rId6"/>
+                        <a:srcRect/>
+                        <a:stretch>
+                          <a:fillRect/>
+                        </a:stretch>
+                      </pic:blipFill>
+                      <pic:spPr>
+                        <a:xfrm>
+                          <a:off x="0" y="0"/>
+                          <a:ext cx="481013" cy="435918"/>
+                        </a:xfrm>
+                        <a:prstGeom prst="rect"/>
+                        <a:ln/>
+                      </pic:spPr>
+                    </pic:pic>
+                  </a:graphicData>
+                </a:graphic>
+              </wp:anchor>
+            </w:drawing>
+          </mc:Fallback>
+        </mc:AlternateContent>
       </w:r>
       <w:r>
         <w:rPr>
@@ -1132,7 +1855,7 @@
         </w:rPr>
         <w:t xml:space="preserve">Исходный код и полные листинги программы доступны в репозитории GitHub: </w:t>
       </w:r>
-      <w:hyperlink r:id="rId6">
+      <w:hyperlink r:id="rId7">
         <w:r>
           <w:rPr>
             <w:color w:val="1155cc"/>
@@ -2069,7 +2792,7 @@
             <w:sdt>
               <w:sdtPr>
                 <w:alias w:val="Compile-time тип"/>
-                <w:id w:val="-860995171"/>
+                <w:id w:val="1898983361"/>
                 <w:dropDownList w:lastValue="NotificationSender">
                   <w:listItem w:displayText="EmailSender" w:value="EmailSender"/>
                   <w:listItem w:displayText="NotificationSender" w:value="NotificationSender"/>
@@ -2103,7 +2826,7 @@
             <w:sdt>
               <w:sdtPr>
                 <w:alias w:val="Runtime класс"/>
-                <w:id w:val="439966342"/>
+                <w:id w:val="-1095022422"/>
                 <w:dropDownList w:lastValue="EmailSender">
                   <w:listItem w:displayText="ConsoleSender" w:value="ConsoleSender"/>
                   <w:listItem w:displayText="EmailSender" w:value="EmailSender"/>
@@ -2188,7 +2911,7 @@
             <w:sdt>
               <w:sdtPr>
                 <w:alias w:val="Compile-time тип"/>
-                <w:id w:val="445168606"/>
+                <w:id w:val="-1089820158"/>
                 <w:dropDownList w:lastValue="NotificationSender">
                   <w:listItem w:displayText="EmailSender" w:value="EmailSender"/>
                   <w:listItem w:displayText="NotificationSender" w:value="NotificationSender"/>
@@ -2222,7 +2945,7 @@
             <w:sdt>
               <w:sdtPr>
                 <w:alias w:val="Runtime класс"/>
-                <w:id w:val="-1756252373"/>
+                <w:id w:val="1003726159"/>
                 <w:dropDownList w:lastValue="ConsoleSender">
                   <w:listItem w:displayText="ConsoleSender" w:value="ConsoleSender"/>
                   <w:listItem w:displayText="EmailSender" w:value="EmailSender"/>
@@ -2307,7 +3030,7 @@
             <w:sdt>
               <w:sdtPr>
                 <w:alias w:val="Compile-time тип"/>
-                <w:id w:val="1386306347"/>
+                <w:id w:val="-148682417"/>
                 <w:dropDownList w:lastValue="NotificationSender">
                   <w:listItem w:displayText="EmailSender" w:value="EmailSender"/>
                   <w:listItem w:displayText="NotificationSender" w:value="NotificationSender"/>
@@ -2341,7 +3064,7 @@
             <w:sdt>
               <w:sdtPr>
                 <w:alias w:val="Runtime класс"/>
-                <w:id w:val="292969059"/>
+                <w:id w:val="-1242019705"/>
                 <w:dropDownList w:lastValue="EmailSender">
                   <w:listItem w:displayText="ConsoleSender" w:value="ConsoleSender"/>
                   <w:listItem w:displayText="EmailSender" w:value="EmailSender"/>
@@ -2426,7 +3149,7 @@
             <w:sdt>
               <w:sdtPr>
                 <w:alias w:val="Compile-time тип"/>
-                <w:id w:val="-1618495992"/>
+                <w:id w:val="1141482540"/>
                 <w:dropDownList w:lastValue="EmailSender">
                   <w:listItem w:displayText="EmailSender" w:value="EmailSender"/>
                   <w:listItem w:displayText="NotificationSender" w:value="NotificationSender"/>
@@ -2460,7 +3183,7 @@
             <w:sdt>
               <w:sdtPr>
                 <w:alias w:val="Runtime класс"/>
-                <w:id w:val="-874332714"/>
+                <w:id w:val="1885645818"/>
                 <w:dropDownList w:lastValue="EmailSender">
                   <w:listItem w:displayText="ConsoleSender" w:value="ConsoleSender"/>
                   <w:listItem w:displayText="EmailSender" w:value="EmailSender"/>
@@ -3581,7 +4304,7 @@
             <w:sdt>
               <w:sdtPr>
                 <w:alias w:val="Выбранная конструкция"/>
-                <w:id w:val="-1435605273"/>
+                <w:id w:val="1324373259"/>
                 <w:dropDownList w:lastValue="interface">
                   <w:listItem w:displayText="abstract class" w:value="abstract class"/>
                   <w:listItem w:displayText="interface" w:value="interface"/>
@@ -3672,7 +4395,7 @@
             <w:sdt>
               <w:sdtPr>
                 <w:alias w:val="Выбранная конструкция"/>
-                <w:id w:val="-1801484186"/>
+                <w:id w:val="958494346"/>
                 <w:dropDownList w:lastValue="interface">
                   <w:listItem w:displayText="abstract class" w:value="abstract class"/>
                   <w:listItem w:displayText="interface" w:value="interface"/>
@@ -3748,7 +4471,7 @@
             <w:sdt>
               <w:sdtPr>
                 <w:alias w:val="Выбранная конструкция"/>
-                <w:id w:val="1777653594"/>
+                <w:id w:val="242664830"/>
                 <w:dropDownList w:lastValue="abstract class">
                   <w:listItem w:displayText="abstract class" w:value="abstract class"/>
                   <w:listItem w:displayText="interface" w:value="interface"/>
@@ -3869,7 +4592,7 @@
             <w:sdt>
               <w:sdtPr>
                 <w:alias w:val="Выбранная конструкция"/>
-                <w:id w:val="-1037844734"/>
+                <w:id w:val="1722133798"/>
                 <w:dropDownList w:lastValue="interface">
                   <w:listItem w:displayText="abstract class" w:value="abstract class"/>
                   <w:listItem w:displayText="interface" w:value="interface"/>
@@ -3945,7 +4668,7 @@
             <w:sdt>
               <w:sdtPr>
                 <w:alias w:val="Выбранная конструкция"/>
-                <w:id w:val="-1973219518"/>
+                <w:id w:val="786759014"/>
                 <w:dropDownList w:lastValue="interface">
                   <w:listItem w:displayText="abstract class" w:value="abstract class"/>
                   <w:listItem w:displayText="interface" w:value="interface"/>
@@ -13760,12 +14483,53 @@
       </w:r>
     </w:p>
     <w:sectPr>
+      <w:footerReference r:id="rId8" w:type="default"/>
+      <w:footerReference r:id="rId9" w:type="first"/>
       <w:pgSz w:h="16834" w:w="11909" w:orient="portrait"/>
       <w:pgMar w:bottom="1440" w:top="1440" w:left="1440" w:right="1440" w:header="720" w:footer="720"/>
-      <w:pgNumType w:start="1"/>
+      <w:pgNumType w:start="0"/>
+      <w:titlePg w:val="1"/>
     </w:sectPr>
   </w:body>
 </w:document>
+</file>
+
+<file path=word/footer1.xml><?xml version="1.0" encoding="utf-8"?>
+<w:ftr xmlns:mc="http://schemas.openxmlformats.org/markup-compatibility/2006" xmlns:o="urn:schemas-microsoft-com:office:office" xmlns:r="http://schemas.openxmlformats.org/officeDocument/2006/relationships" xmlns:m="http://schemas.openxmlformats.org/officeDocument/2006/math" xmlns:v="urn:schemas-microsoft-com:vml" xmlns:wp="http://schemas.openxmlformats.org/drawingml/2006/wordprocessingDrawing" xmlns:w10="urn:schemas-microsoft-com:office:word" xmlns:w="http://schemas.openxmlformats.org/wordprocessingml/2006/main" xmlns:wne="http://schemas.microsoft.com/office/word/2006/wordml" xmlns:sl="http://schemas.openxmlformats.org/schemaLibrary/2006/main" xmlns:a="http://schemas.openxmlformats.org/drawingml/2006/main" xmlns:pic="http://schemas.openxmlformats.org/drawingml/2006/picture" xmlns:c="http://schemas.openxmlformats.org/drawingml/2006/chart" xmlns:lc="http://schemas.openxmlformats.org/drawingml/2006/lockedCanvas" xmlns:dgm="http://schemas.openxmlformats.org/drawingml/2006/diagram" xmlns:wps="http://schemas.microsoft.com/office/word/2010/wordprocessingShape" xmlns:wpg="http://schemas.microsoft.com/office/word/2010/wordprocessingGroup" xmlns:w14="http://schemas.microsoft.com/office/word/2010/wordml" xmlns:w15="http://schemas.microsoft.com/office/word/2012/wordml" xmlns:w16="http://schemas.microsoft.com/office/word/2018/wordml" xmlns:w16cex="http://schemas.microsoft.com/office/word/2018/wordml/cex" xmlns:w16cid="http://schemas.microsoft.com/office/word/2016/wordml/cid" xmlns="http://schemas.microsoft.com/office/tasks/2019/documenttasks" xmlns:cr="http://schemas.microsoft.com/office/comments/2020/reactions">
+  <w:p>
+    <w:pPr>
+      <w:rPr/>
+    </w:pPr>
+    <w:r>
+      <w:rPr>
+        <w:rtl w:val="0"/>
+      </w:rPr>
+    </w:r>
+  </w:p>
+</w:ftr>
+</file>
+
+<file path=word/footer2.xml><?xml version="1.0" encoding="utf-8"?>
+<w:ftr xmlns:mc="http://schemas.openxmlformats.org/markup-compatibility/2006" xmlns:o="urn:schemas-microsoft-com:office:office" xmlns:r="http://schemas.openxmlformats.org/officeDocument/2006/relationships" xmlns:m="http://schemas.openxmlformats.org/officeDocument/2006/math" xmlns:v="urn:schemas-microsoft-com:vml" xmlns:wp="http://schemas.openxmlformats.org/drawingml/2006/wordprocessingDrawing" xmlns:w10="urn:schemas-microsoft-com:office:word" xmlns:w="http://schemas.openxmlformats.org/wordprocessingml/2006/main" xmlns:wne="http://schemas.microsoft.com/office/word/2006/wordml" xmlns:sl="http://schemas.openxmlformats.org/schemaLibrary/2006/main" xmlns:a="http://schemas.openxmlformats.org/drawingml/2006/main" xmlns:pic="http://schemas.openxmlformats.org/drawingml/2006/picture" xmlns:c="http://schemas.openxmlformats.org/drawingml/2006/chart" xmlns:lc="http://schemas.openxmlformats.org/drawingml/2006/lockedCanvas" xmlns:dgm="http://schemas.openxmlformats.org/drawingml/2006/diagram" xmlns:wps="http://schemas.microsoft.com/office/word/2010/wordprocessingShape" xmlns:wpg="http://schemas.microsoft.com/office/word/2010/wordprocessingGroup" xmlns:w14="http://schemas.microsoft.com/office/word/2010/wordml" xmlns:w15="http://schemas.microsoft.com/office/word/2012/wordml" xmlns:w16="http://schemas.microsoft.com/office/word/2018/wordml" xmlns:w16cex="http://schemas.microsoft.com/office/word/2018/wordml/cex" xmlns:w16cid="http://schemas.microsoft.com/office/word/2016/wordml/cid" xmlns="http://schemas.microsoft.com/office/tasks/2019/documenttasks" xmlns:cr="http://schemas.microsoft.com/office/comments/2020/reactions">
+  <w:p>
+    <w:pPr>
+      <w:jc w:val="center"/>
+      <w:rPr/>
+    </w:pPr>
+    <w:r>
+      <w:rPr/>
+      <w:fldChar w:fldCharType="begin"/>
+      <w:instrText xml:space="preserve">PAGE</w:instrText>
+      <w:fldChar w:fldCharType="separate"/>
+      <w:fldChar w:fldCharType="end"/>
+    </w:r>
+    <w:r>
+      <w:rPr>
+        <w:rtl w:val="0"/>
+      </w:rPr>
+    </w:r>
+  </w:p>
+</w:ftr>
 </file>
 
 <file path=word/numbering.xml><?xml version="1.0" encoding="utf-8"?>
